--- a/content-src/docx/A G 2006 01 15 Eliot Poetry Prize.docx
+++ b/content-src/docx/A G 2006 01 15 Eliot Poetry Prize.docx
@@ -40,6 +40,11 @@
           <w:color w:val="121212"/>
         </w:rPr>
         <w:t>&lt;/details&gt;</w:t>
+      </w:r>
+    </w:p>
+    <w:p>
+      <w:r>
+        <w:t xml:space="preserve">&lt;category&gt;poetry&lt;/category&gt;</w:t>
       </w:r>
     </w:p>
     <w:p/>

--- a/content-src/docx/A G 2006 01 15 Eliot Poetry Prize.docx
+++ b/content-src/docx/A G 2006 01 15 Eliot Poetry Prize.docx
@@ -82,7 +82,7 @@
     <w:p/>
     <w:p>
       <w:r>
-        <w:t>As poet Ruth Padel once said: 'The competitions where the writers are known I find difficult. I was judging the TS Eliot Prize. You are dealing with the work, it's the work that is the important thing. But you also know the people and I find it very painful indeed. At the moment I'm a Poetry Book Society selector ... but I find this painful too; the poets are your friends quite often and you know just how it will affect their lives. I'm glad I'm going to stop quite soon.'</w:t>
+        <w:t>As poet Ruth Padel once said: 'The competitions where the writers are known I find difficult. I was judging the TS Eliot Prize. You are dealing with the work, it's the work that is the important thing. But you also know the people and I find it very painful indeed. At the moment I'm a Poetry Book Society selector… but I find this painful too; the poets are your friends quite often and you know just how it will affect their lives. I'm glad I'm going to stop quite soon.'</w:t>
       </w:r>
     </w:p>
     <w:p/>
